--- a/Документы Тупик/Приложение А.docx
+++ b/Документы Тупик/Приложение А.docx
@@ -9,6 +9,271 @@
         <w:jc w:val="center"/>
         <w:rPr>
           <w:rFonts w:ascii="Times New Roman" w:hAnsi="Times New Roman" w:cs="Times New Roman"/>
+          <w:b/>
+          <w:bCs/>
+          <w:sz w:val="28"/>
+          <w:szCs w:val="28"/>
+          <w:lang w:val="en-US"/>
+        </w:rPr>
+      </w:pPr>
+    </w:p>
+    <w:p>
+      <w:pPr>
+        <w:spacing w:after="0" w:line="360" w:lineRule="exact"/>
+        <w:ind w:firstLine="851"/>
+        <w:jc w:val="center"/>
+        <w:rPr>
+          <w:rFonts w:ascii="Times New Roman" w:hAnsi="Times New Roman" w:cs="Times New Roman"/>
+          <w:b/>
+          <w:bCs/>
+          <w:sz w:val="28"/>
+          <w:szCs w:val="28"/>
+          <w:lang w:val="en-US"/>
+        </w:rPr>
+      </w:pPr>
+    </w:p>
+    <w:p>
+      <w:pPr>
+        <w:spacing w:after="0" w:line="360" w:lineRule="exact"/>
+        <w:ind w:firstLine="851"/>
+        <w:jc w:val="center"/>
+        <w:rPr>
+          <w:rFonts w:ascii="Times New Roman" w:hAnsi="Times New Roman" w:cs="Times New Roman"/>
+          <w:b/>
+          <w:bCs/>
+          <w:sz w:val="28"/>
+          <w:szCs w:val="28"/>
+          <w:lang w:val="en-US"/>
+        </w:rPr>
+      </w:pPr>
+    </w:p>
+    <w:p>
+      <w:pPr>
+        <w:spacing w:after="0" w:line="360" w:lineRule="exact"/>
+        <w:ind w:firstLine="851"/>
+        <w:jc w:val="center"/>
+        <w:rPr>
+          <w:rFonts w:ascii="Times New Roman" w:hAnsi="Times New Roman" w:cs="Times New Roman"/>
+          <w:b/>
+          <w:bCs/>
+          <w:sz w:val="28"/>
+          <w:szCs w:val="28"/>
+          <w:lang w:val="en-US"/>
+        </w:rPr>
+      </w:pPr>
+    </w:p>
+    <w:p>
+      <w:pPr>
+        <w:spacing w:after="0" w:line="360" w:lineRule="exact"/>
+        <w:ind w:firstLine="851"/>
+        <w:jc w:val="center"/>
+        <w:rPr>
+          <w:rFonts w:ascii="Times New Roman" w:hAnsi="Times New Roman" w:cs="Times New Roman"/>
+          <w:b/>
+          <w:bCs/>
+          <w:sz w:val="28"/>
+          <w:szCs w:val="28"/>
+          <w:lang w:val="en-US"/>
+        </w:rPr>
+      </w:pPr>
+    </w:p>
+    <w:p>
+      <w:pPr>
+        <w:spacing w:after="0" w:line="360" w:lineRule="exact"/>
+        <w:ind w:firstLine="851"/>
+        <w:jc w:val="center"/>
+        <w:rPr>
+          <w:rFonts w:ascii="Times New Roman" w:hAnsi="Times New Roman" w:cs="Times New Roman"/>
+          <w:b/>
+          <w:bCs/>
+          <w:sz w:val="28"/>
+          <w:szCs w:val="28"/>
+          <w:lang w:val="en-US"/>
+        </w:rPr>
+      </w:pPr>
+    </w:p>
+    <w:p>
+      <w:pPr>
+        <w:spacing w:after="0" w:line="360" w:lineRule="exact"/>
+        <w:ind w:firstLine="851"/>
+        <w:jc w:val="center"/>
+        <w:rPr>
+          <w:rFonts w:ascii="Times New Roman" w:hAnsi="Times New Roman" w:cs="Times New Roman"/>
+          <w:b/>
+          <w:bCs/>
+          <w:sz w:val="28"/>
+          <w:szCs w:val="28"/>
+          <w:lang w:val="en-US"/>
+        </w:rPr>
+      </w:pPr>
+    </w:p>
+    <w:p>
+      <w:pPr>
+        <w:spacing w:after="0" w:line="360" w:lineRule="exact"/>
+        <w:ind w:firstLine="851"/>
+        <w:jc w:val="center"/>
+        <w:rPr>
+          <w:rFonts w:ascii="Times New Roman" w:hAnsi="Times New Roman" w:cs="Times New Roman"/>
+          <w:b/>
+          <w:bCs/>
+          <w:sz w:val="28"/>
+          <w:szCs w:val="28"/>
+          <w:lang w:val="en-US"/>
+        </w:rPr>
+      </w:pPr>
+    </w:p>
+    <w:p>
+      <w:pPr>
+        <w:spacing w:after="0" w:line="360" w:lineRule="exact"/>
+        <w:ind w:firstLine="851"/>
+        <w:jc w:val="center"/>
+        <w:rPr>
+          <w:rFonts w:ascii="Times New Roman" w:hAnsi="Times New Roman" w:cs="Times New Roman"/>
+          <w:b/>
+          <w:bCs/>
+          <w:sz w:val="28"/>
+          <w:szCs w:val="28"/>
+          <w:lang w:val="en-US"/>
+        </w:rPr>
+      </w:pPr>
+    </w:p>
+    <w:p>
+      <w:pPr>
+        <w:spacing w:after="0" w:line="360" w:lineRule="exact"/>
+        <w:ind w:firstLine="851"/>
+        <w:jc w:val="center"/>
+        <w:rPr>
+          <w:rFonts w:ascii="Times New Roman" w:hAnsi="Times New Roman" w:cs="Times New Roman"/>
+          <w:b/>
+          <w:bCs/>
+          <w:sz w:val="28"/>
+          <w:szCs w:val="28"/>
+          <w:lang w:val="en-US"/>
+        </w:rPr>
+      </w:pPr>
+    </w:p>
+    <w:p>
+      <w:pPr>
+        <w:spacing w:after="0" w:line="360" w:lineRule="exact"/>
+        <w:ind w:firstLine="851"/>
+        <w:jc w:val="center"/>
+        <w:rPr>
+          <w:rFonts w:ascii="Times New Roman" w:hAnsi="Times New Roman" w:cs="Times New Roman"/>
+          <w:b/>
+          <w:bCs/>
+          <w:sz w:val="28"/>
+          <w:szCs w:val="28"/>
+        </w:rPr>
+      </w:pPr>
+    </w:p>
+    <w:p>
+      <w:pPr>
+        <w:spacing w:after="0" w:line="360" w:lineRule="exact"/>
+        <w:ind w:firstLine="851"/>
+        <w:jc w:val="center"/>
+        <w:rPr>
+          <w:rFonts w:ascii="Times New Roman" w:hAnsi="Times New Roman" w:cs="Times New Roman"/>
+          <w:b/>
+          <w:bCs/>
+          <w:sz w:val="28"/>
+          <w:szCs w:val="28"/>
+        </w:rPr>
+      </w:pPr>
+    </w:p>
+    <w:p>
+      <w:pPr>
+        <w:spacing w:after="0" w:line="360" w:lineRule="exact"/>
+        <w:ind w:firstLine="851"/>
+        <w:jc w:val="center"/>
+        <w:rPr>
+          <w:rFonts w:ascii="Times New Roman" w:hAnsi="Times New Roman" w:cs="Times New Roman"/>
+          <w:b/>
+          <w:bCs/>
+          <w:sz w:val="28"/>
+          <w:szCs w:val="28"/>
+        </w:rPr>
+      </w:pPr>
+    </w:p>
+    <w:p>
+      <w:pPr>
+        <w:spacing w:after="0" w:line="360" w:lineRule="exact"/>
+        <w:ind w:firstLine="851"/>
+        <w:jc w:val="center"/>
+        <w:rPr>
+          <w:rFonts w:ascii="Times New Roman" w:hAnsi="Times New Roman" w:cs="Times New Roman"/>
+          <w:b/>
+          <w:bCs/>
+          <w:sz w:val="28"/>
+          <w:szCs w:val="28"/>
+        </w:rPr>
+      </w:pPr>
+    </w:p>
+    <w:p>
+      <w:pPr>
+        <w:spacing w:after="0" w:line="360" w:lineRule="exact"/>
+        <w:ind w:firstLine="851"/>
+        <w:jc w:val="center"/>
+        <w:rPr>
+          <w:rFonts w:ascii="Times New Roman" w:hAnsi="Times New Roman" w:cs="Times New Roman"/>
+          <w:b/>
+          <w:bCs/>
+          <w:sz w:val="28"/>
+          <w:szCs w:val="28"/>
+        </w:rPr>
+      </w:pPr>
+    </w:p>
+    <w:p>
+      <w:pPr>
+        <w:spacing w:after="0" w:line="360" w:lineRule="exact"/>
+        <w:ind w:firstLine="851"/>
+        <w:jc w:val="center"/>
+        <w:rPr>
+          <w:rFonts w:ascii="Times New Roman" w:hAnsi="Times New Roman" w:cs="Times New Roman"/>
+          <w:b/>
+          <w:bCs/>
+          <w:sz w:val="28"/>
+          <w:szCs w:val="28"/>
+        </w:rPr>
+      </w:pPr>
+    </w:p>
+    <w:p>
+      <w:pPr>
+        <w:spacing w:after="0" w:line="360" w:lineRule="exact"/>
+        <w:ind w:firstLine="851"/>
+        <w:jc w:val="center"/>
+        <w:rPr>
+          <w:rFonts w:ascii="Times New Roman" w:hAnsi="Times New Roman" w:cs="Times New Roman"/>
+          <w:b/>
+          <w:bCs/>
+          <w:sz w:val="28"/>
+          <w:szCs w:val="28"/>
+          <w:lang w:val="en-US"/>
+        </w:rPr>
+      </w:pPr>
+    </w:p>
+    <w:p>
+      <w:pPr>
+        <w:spacing w:after="0" w:line="360" w:lineRule="exact"/>
+        <w:ind w:firstLine="851"/>
+        <w:jc w:val="center"/>
+        <w:rPr>
+          <w:rFonts w:ascii="Times New Roman" w:hAnsi="Times New Roman" w:cs="Times New Roman"/>
+          <w:b/>
+          <w:bCs/>
+          <w:sz w:val="28"/>
+          <w:szCs w:val="28"/>
+          <w:lang w:val="en-US"/>
+        </w:rPr>
+      </w:pPr>
+    </w:p>
+    <w:p>
+      <w:pPr>
+        <w:spacing w:after="0" w:line="360" w:lineRule="exact"/>
+        <w:jc w:val="center"/>
+        <w:rPr>
+          <w:rFonts w:ascii="Times New Roman" w:hAnsi="Times New Roman" w:cs="Times New Roman"/>
+          <w:b/>
+          <w:bCs/>
           <w:sz w:val="28"/>
           <w:szCs w:val="28"/>
         </w:rPr>
@@ -16,6 +281,8 @@
       <w:r>
         <w:rPr>
           <w:rFonts w:ascii="Times New Roman" w:hAnsi="Times New Roman" w:cs="Times New Roman"/>
+          <w:b/>
+          <w:bCs/>
           <w:sz w:val="28"/>
           <w:szCs w:val="28"/>
         </w:rPr>
@@ -25,8 +292,7 @@
     <w:p>
       <w:pPr>
         <w:spacing w:after="0" w:line="360" w:lineRule="exact"/>
-        <w:ind w:firstLine="851"/>
-        <w:jc w:val="both"/>
+        <w:jc w:val="center"/>
         <w:rPr>
           <w:rFonts w:ascii="Times New Roman" w:hAnsi="Times New Roman" w:cs="Times New Roman"/>
           <w:sz w:val="28"/>
@@ -34,14 +300,44 @@
         </w:rPr>
       </w:pPr>
       <w:r>
+        <w:rPr>
+          <w:rFonts w:ascii="Times New Roman" w:hAnsi="Times New Roman" w:cs="Times New Roman"/>
+          <w:sz w:val="28"/>
+          <w:szCs w:val="28"/>
+        </w:rPr>
+        <w:t>Диаграмма деятельности</w:t>
+      </w:r>
+    </w:p>
+    <w:p>
+      <w:pPr>
+        <w:jc w:val="center"/>
+        <w:rPr>
+          <w:rFonts w:ascii="Times New Roman" w:hAnsi="Times New Roman" w:cs="Times New Roman"/>
+          <w:sz w:val="28"/>
+          <w:szCs w:val="28"/>
+        </w:rPr>
+      </w:pPr>
+      <w:r>
+        <w:rPr>
+          <w:rFonts w:ascii="Times New Roman" w:hAnsi="Times New Roman" w:cs="Times New Roman"/>
+          <w:sz w:val="28"/>
+          <w:szCs w:val="28"/>
+        </w:rPr>
+        <w:br w:type="page"/>
+      </w:r>
+      <w:r>
+        <w:rPr>
+          <w:noProof/>
+        </w:rPr>
+        <w:lastRenderedPageBreak/>
         <w:drawing>
-          <wp:anchor distT="0" distB="0" distL="114300" distR="114300" simplePos="0" relativeHeight="251658240" behindDoc="0" locked="0" layoutInCell="1" allowOverlap="1" wp14:anchorId="05A3AD43" wp14:editId="6BAC7B95">
+          <wp:anchor distT="0" distB="0" distL="114300" distR="114300" simplePos="0" relativeHeight="251658240" behindDoc="0" locked="0" layoutInCell="1" allowOverlap="1" wp14:anchorId="05A3AD43" wp14:editId="7C447E6F">
             <wp:simplePos x="0" y="0"/>
             <wp:positionH relativeFrom="column">
-              <wp:posOffset>-74295</wp:posOffset>
+              <wp:posOffset>-120015</wp:posOffset>
             </wp:positionH>
             <wp:positionV relativeFrom="paragraph">
-              <wp:posOffset>601980</wp:posOffset>
+              <wp:posOffset>0</wp:posOffset>
             </wp:positionV>
             <wp:extent cx="5940425" cy="6774180"/>
             <wp:effectExtent l="0" t="0" r="3175" b="7620"/>
@@ -84,33 +380,6 @@
           </wp:anchor>
         </w:drawing>
       </w:r>
-      <w:r>
-        <w:rPr>
-          <w:rFonts w:ascii="Times New Roman" w:hAnsi="Times New Roman" w:cs="Times New Roman"/>
-          <w:sz w:val="28"/>
-          <w:szCs w:val="28"/>
-        </w:rPr>
-        <w:t>Диаграмма деятельности</w:t>
-      </w:r>
-    </w:p>
-    <w:p>
-      <w:pPr>
-        <w:spacing w:after="0" w:line="360" w:lineRule="exact"/>
-        <w:ind w:firstLine="851"/>
-        <w:jc w:val="both"/>
-        <w:rPr>
-          <w:rFonts w:ascii="Times New Roman" w:hAnsi="Times New Roman" w:cs="Times New Roman"/>
-          <w:sz w:val="28"/>
-          <w:szCs w:val="28"/>
-        </w:rPr>
-      </w:pPr>
-    </w:p>
-    <w:p>
-      <w:pPr>
-        <w:spacing w:after="0" w:line="360" w:lineRule="exact"/>
-        <w:ind w:firstLine="851"/>
-        <w:jc w:val="center"/>
-      </w:pPr>
       <w:r>
         <w:rPr>
           <w:rFonts w:ascii="Times New Roman" w:hAnsi="Times New Roman" w:cs="Times New Roman"/>

--- a/Документы Тупик/Приложение А.docx
+++ b/Документы Тупик/Приложение А.docx
@@ -1,6 +1,6 @@
 
 <file path=word/document.xml><?xml version="1.0" encoding="utf-8"?>
-<w:document xmlns:wpc="http://schemas.microsoft.com/office/word/2010/wordprocessingCanvas" xmlns:cx="http://schemas.microsoft.com/office/drawing/2014/chartex" xmlns:cx1="http://schemas.microsoft.com/office/drawing/2015/9/8/chartex" xmlns:cx2="http://schemas.microsoft.com/office/drawing/2015/10/21/chartex" xmlns:cx3="http://schemas.microsoft.com/office/drawing/2016/5/9/chartex" xmlns:cx4="http://schemas.microsoft.com/office/drawing/2016/5/10/chartex" xmlns:cx5="http://schemas.microsoft.com/office/drawing/2016/5/11/chartex" xmlns:cx6="http://schemas.microsoft.com/office/drawing/2016/5/12/chartex" xmlns:cx7="http://schemas.microsoft.com/office/drawing/2016/5/13/chartex" xmlns:cx8="http://schemas.microsoft.com/office/drawing/2016/5/14/chartex" xmlns:mc="http://schemas.openxmlformats.org/markup-compatibility/2006" xmlns:aink="http://schemas.microsoft.com/office/drawing/2016/ink" xmlns:am3d="http://schemas.microsoft.com/office/drawing/2017/model3d" xmlns:o="urn:schemas-microsoft-com:office:office" xmlns:oel="http://schemas.microsoft.com/office/2019/extlst" xmlns:r="http://schemas.openxmlformats.org/officeDocument/2006/relationships" xmlns:m="http://schemas.openxmlformats.org/officeDocument/2006/math" xmlns:v="urn:schemas-microsoft-com:vml" xmlns:wp14="http://schemas.microsoft.com/office/word/2010/wordprocessingDrawing" xmlns:wp="http://schemas.openxmlformats.org/drawingml/2006/wordprocessingDrawing" xmlns:w10="urn:schemas-microsoft-com:office:word" xmlns:w="http://schemas.openxmlformats.org/wordprocessingml/2006/main" xmlns:w14="http://schemas.microsoft.com/office/word/2010/wordml" xmlns:w15="http://schemas.microsoft.com/office/word/2012/wordml" xmlns:w16cex="http://schemas.microsoft.com/office/word/2018/wordml/cex" xmlns:w16cid="http://schemas.microsoft.com/office/word/2016/wordml/cid" xmlns:w16="http://schemas.microsoft.com/office/word/2018/wordml" xmlns:w16du="http://schemas.microsoft.com/office/word/2023/wordml/word16du" xmlns:w16sdtdh="http://schemas.microsoft.com/office/word/2020/wordml/sdtdatahash" xmlns:w16sdtfl="http://schemas.microsoft.com/office/word/2024/wordml/sdtformatlock" xmlns:w16se="http://schemas.microsoft.com/office/word/2015/wordml/symex" xmlns:wpg="http://schemas.microsoft.com/office/word/2010/wordprocessingGroup" xmlns:wpi="http://schemas.microsoft.com/office/word/2010/wordprocessingInk" xmlns:wne="http://schemas.microsoft.com/office/word/2006/wordml" xmlns:wps="http://schemas.microsoft.com/office/word/2010/wordprocessingShape" mc:Ignorable="w14 w15 w16se w16cid w16 w16cex w16sdtdh w16sdtfl w16du wp14">
+<w:document xmlns:wpc="http://schemas.microsoft.com/office/word/2010/wordprocessingCanvas" xmlns:cx="http://schemas.microsoft.com/office/drawing/2014/chartex" xmlns:cx1="http://schemas.microsoft.com/office/drawing/2015/9/8/chartex" xmlns:cx2="http://schemas.microsoft.com/office/drawing/2015/10/21/chartex" xmlns:cx3="http://schemas.microsoft.com/office/drawing/2016/5/9/chartex" xmlns:cx4="http://schemas.microsoft.com/office/drawing/2016/5/10/chartex" xmlns:cx5="http://schemas.microsoft.com/office/drawing/2016/5/11/chartex" xmlns:cx6="http://schemas.microsoft.com/office/drawing/2016/5/12/chartex" xmlns:cx7="http://schemas.microsoft.com/office/drawing/2016/5/13/chartex" xmlns:cx8="http://schemas.microsoft.com/office/drawing/2016/5/14/chartex" xmlns:mc="http://schemas.openxmlformats.org/markup-compatibility/2006" xmlns:aink="http://schemas.microsoft.com/office/drawing/2016/ink" xmlns:am3d="http://schemas.microsoft.com/office/drawing/2017/model3d" xmlns:o="urn:schemas-microsoft-com:office:office" xmlns:r="http://schemas.openxmlformats.org/officeDocument/2006/relationships" xmlns:m="http://schemas.openxmlformats.org/officeDocument/2006/math" xmlns:v="urn:schemas-microsoft-com:vml" xmlns:wp14="http://schemas.microsoft.com/office/word/2010/wordprocessingDrawing" xmlns:wp="http://schemas.openxmlformats.org/drawingml/2006/wordprocessingDrawing" xmlns:w10="urn:schemas-microsoft-com:office:word" xmlns:w="http://schemas.openxmlformats.org/wordprocessingml/2006/main" xmlns:w14="http://schemas.microsoft.com/office/word/2010/wordml" xmlns:w15="http://schemas.microsoft.com/office/word/2012/wordml" xmlns:w16cex="http://schemas.microsoft.com/office/word/2018/wordml/cex" xmlns:w16cid="http://schemas.microsoft.com/office/word/2016/wordml/cid" xmlns:w16="http://schemas.microsoft.com/office/word/2018/wordml" xmlns:w16sdtdh="http://schemas.microsoft.com/office/word/2020/wordml/sdtdatahash" xmlns:w16se="http://schemas.microsoft.com/office/word/2015/wordml/symex" xmlns:wpg="http://schemas.microsoft.com/office/word/2010/wordprocessingGroup" xmlns:wpi="http://schemas.microsoft.com/office/word/2010/wordprocessingInk" xmlns:wne="http://schemas.microsoft.com/office/word/2006/wordml" xmlns:wps="http://schemas.microsoft.com/office/word/2010/wordprocessingShape" mc:Ignorable="w14 w15 w16se w16cid w16 w16cex w16sdtdh wp14">
   <w:body>
     <w:p>
       <w:pPr>
@@ -386,7 +386,23 @@
           <w:sz w:val="28"/>
           <w:szCs w:val="28"/>
         </w:rPr>
-        <w:t>Рисунок 1 – Диаграмма деятельности</w:t>
+        <w:t xml:space="preserve">Рисунок 1 </w:t>
+      </w:r>
+      <w:r>
+        <w:rPr>
+          <w:rFonts w:ascii="Times New Roman" w:hAnsi="Times New Roman" w:cs="Times New Roman"/>
+          <w:sz w:val="28"/>
+          <w:szCs w:val="28"/>
+        </w:rPr>
+        <w:t xml:space="preserve">П.А. </w:t>
+      </w:r>
+      <w:r>
+        <w:rPr>
+          <w:rFonts w:ascii="Times New Roman" w:hAnsi="Times New Roman" w:cs="Times New Roman"/>
+          <w:sz w:val="28"/>
+          <w:szCs w:val="28"/>
+        </w:rPr>
+        <w:t>– Диаграмма деятельности</w:t>
       </w:r>
     </w:p>
     <w:sectPr>
@@ -400,7 +416,7 @@
 </file>
 
 <file path=word/styles.xml><?xml version="1.0" encoding="utf-8"?>
-<w:styles xmlns:mc="http://schemas.openxmlformats.org/markup-compatibility/2006" xmlns:r="http://schemas.openxmlformats.org/officeDocument/2006/relationships" xmlns:w="http://schemas.openxmlformats.org/wordprocessingml/2006/main" xmlns:w14="http://schemas.microsoft.com/office/word/2010/wordml" xmlns:w15="http://schemas.microsoft.com/office/word/2012/wordml" xmlns:w16cex="http://schemas.microsoft.com/office/word/2018/wordml/cex" xmlns:w16cid="http://schemas.microsoft.com/office/word/2016/wordml/cid" xmlns:w16="http://schemas.microsoft.com/office/word/2018/wordml" xmlns:w16du="http://schemas.microsoft.com/office/word/2023/wordml/word16du" xmlns:w16sdtdh="http://schemas.microsoft.com/office/word/2020/wordml/sdtdatahash" xmlns:w16sdtfl="http://schemas.microsoft.com/office/word/2024/wordml/sdtformatlock" xmlns:w16se="http://schemas.microsoft.com/office/word/2015/wordml/symex" mc:Ignorable="w14 w15 w16se w16cid w16 w16cex w16sdtdh w16sdtfl w16du">
+<w:styles xmlns:mc="http://schemas.openxmlformats.org/markup-compatibility/2006" xmlns:r="http://schemas.openxmlformats.org/officeDocument/2006/relationships" xmlns:w="http://schemas.openxmlformats.org/wordprocessingml/2006/main" xmlns:w14="http://schemas.microsoft.com/office/word/2010/wordml" xmlns:w15="http://schemas.microsoft.com/office/word/2012/wordml" xmlns:w16cex="http://schemas.microsoft.com/office/word/2018/wordml/cex" xmlns:w16cid="http://schemas.microsoft.com/office/word/2016/wordml/cid" xmlns:w16="http://schemas.microsoft.com/office/word/2018/wordml" xmlns:w16sdtdh="http://schemas.microsoft.com/office/word/2020/wordml/sdtdatahash" xmlns:w16se="http://schemas.microsoft.com/office/word/2015/wordml/symex" mc:Ignorable="w14 w15 w16se w16cid w16 w16cex w16sdtdh">
   <w:docDefaults>
     <w:rPrDefault>
       <w:rPr>
